--- a/03_Outputs/final scripts/ru/Module 4/4.3.0-ru.docx
+++ b/03_Outputs/final scripts/ru/Module 4/4.3.0-ru.docx
@@ -14,7 +14,7 @@
     </w:p>
     <w:p>
       <w:r>
-        <w:t xml:space="preserve">Несмотря на очевидную необходимость, частные инвестиции в возобновляемую энергию остаются неравномерными по регионам. В то время как глобальные инвестиции растут, развивающиеся страны — несмотря на их высокий потенциал в области возобновляемых источников и острые потребности в энергетическом доступе — привлекают менее 15% от общего объема инвестиций в чистую энергию по состоянию на 2023 год. Эта разница подчеркивает барьеры, с которыми сталкиваются эти регионы: высокие финансовые риски, недоразвитые рынки, регуляторные неопределенности и инфраструктурные пробелы — все это способствует ограниченному участию частного сектора.  </w:t>
+        <w:t xml:space="preserve">Несмотря на очевидную необходимость, частные инвестиции в возобновляемую энергию остаются неравномерными в разных регионах. В то время как глобальные инвестиции растут, развивающиеся страны — несмотря на их высокий потенциал в области возобновляемых источников и острые потребности в энергетическом доступе — привлекают менее 15% от общего объема инвестиций в чистую энергию по состоянию на 2023 год. Эта разница подчеркивает барьеры, с которыми сталкиваются эти регионы: высокие финансовые риски, недоразвитые рынки, регуляторные неопределенности и инфраструктурные пробелы — все это способствует ограниченному участию частного сектора.  </w:t>
       </w:r>
     </w:p>
     <w:p>
@@ -24,12 +24,12 @@
     </w:p>
     <w:p>
       <w:r>
-        <w:t xml:space="preserve">Еще один важный подход — смешанное финансирование, которое сочетает льготные государственные средства с частным капиталом. Используя государственные ресурсы для снижения рисков проектов, смешанное финансирование делает проекты в области чистой энергии более привлекательными для частных инвесторов. В Кении смешанное финансирование успешно мобилизовало частные средства для солнечных и ветровых инициатив, что иллюстрирует его потенциал на развивающихся рынках.  </w:t>
+        <w:t xml:space="preserve">Еще один важный подход — смешанное финансирование, которое сочетает льготные государственные средства с частным капиталом. Используя государственные ресурсы для снижения рисков проектов, смешанное финансирование делает проекты в области чистой энергии с высоким воздействием более привлекательными для частных инвесторов. В Кении смешанное финансирование успешно мобилизовало частные средства для солнечных и ветровых инициатив, что иллюстрирует его потенциал на развивающихся рынках.  </w:t>
       </w:r>
     </w:p>
     <w:p>
       <w:r>
-        <w:t xml:space="preserve">В резюме, чтобы достичь глобальной цели по инвестициям в чистую энергию более четырех триллионов долларов ежегодно к 2030 году, необходимо мобилизовать частный капитал. Решение барьеров через снижение рисков, инновационные стратегии финансирования и реформы политики будет ключевым для открытия инвестиций, необходимых для устойчивого энергетического будущего.  </w:t>
+        <w:t xml:space="preserve">В резюме, чтобы достичь глобальной цели по инвестициям в чистую энергию более четырех триллионов долларов ежегодно к 2030 году, мобилизация частного капитала является незаменимой. Решение барьеров через снижение рисков, инновационные стратегии финансирования и реформы политики будет ключевым для открытия инвестиций, необходимых для устойчивого энергетического будущего.  </w:t>
       </w:r>
     </w:p>
     <w:p>

--- a/03_Outputs/final scripts/ru/Module 4/4.3.0-ru.docx
+++ b/03_Outputs/final scripts/ru/Module 4/4.3.0-ru.docx
@@ -14,7 +14,7 @@
     </w:p>
     <w:p>
       <w:r>
-        <w:t xml:space="preserve">Несмотря на очевидную необходимость, частные инвестиции в возобновляемую энергию остаются неравномерными в разных регионах. В то время как глобальные инвестиции растут, развивающиеся страны — несмотря на их высокий потенциал в области возобновляемых источников и острые потребности в энергетическом доступе — привлекают менее 15% от общего объема инвестиций в чистую энергию по состоянию на 2023 год. Эта разница подчеркивает барьеры, с которыми сталкиваются эти регионы: высокие финансовые риски, недоразвитые рынки, регуляторные неопределенности и инфраструктурные пробелы — все это способствует ограниченному участию частного сектора.  </w:t>
+        <w:t xml:space="preserve">Несмотря на очевидную необходимость, частные инвестиции в возобновляемую энергию остаются неравномерными в разных регионах. В то время как глобальные инвестиции растут, развивающиеся страны — несмотря на их высокий потенциал возобновляемых источников и срочные потребности в энергетическом доступе — привлекают менее 15% от общего объема инвестиций в чистую энергию по состоянию на 2023 год. Эта разница подчеркивает барьеры, с которыми сталкиваются эти регионы: высокие финансовые риски, недоразвитые рынки, регуляторные неопределенности и инфраструктурные пробелы — все это способствует ограниченному участию частного сектора.  </w:t>
       </w:r>
     </w:p>
     <w:p>
@@ -24,12 +24,12 @@
     </w:p>
     <w:p>
       <w:r>
-        <w:t xml:space="preserve">Еще один важный подход — смешанное финансирование, которое сочетает льготные государственные средства с частным капиталом. Используя государственные ресурсы для снижения рисков проектов, смешанное финансирование делает проекты в области чистой энергии с высоким воздействием более привлекательными для частных инвесторов. В Кении смешанное финансирование успешно мобилизовало частные средства для солнечных и ветровых инициатив, что иллюстрирует его потенциал на развивающихся рынках.  </w:t>
+        <w:t xml:space="preserve">Еще одним важным подходом является смешанное финансирование, которое сочетает льготные государственные средства с частным капиталом. Используя государственные ресурсы для снижения рисков проектов, смешанное финансирование делает проекты в области чистой энергии с высоким воздействием более привлекательными для частных инвесторов. В Кении смешанное финансирование успешно мобилизовало частные средства для солнечных и ветровых инициатив, что иллюстрирует его потенциал на развивающихся рынках.  </w:t>
       </w:r>
     </w:p>
     <w:p>
       <w:r>
-        <w:t xml:space="preserve">В резюме, чтобы достичь глобальной цели по инвестициям в чистую энергию более четырех триллионов долларов ежегодно к 2030 году, мобилизация частного капитала является незаменимой. Решение барьеров через снижение рисков, инновационные стратегии финансирования и реформы политики будет ключевым для открытия инвестиций, необходимых для устойчивого энергетического будущего.  </w:t>
+        <w:t xml:space="preserve">В целом, чтобы достичь глобальной цели по инвестициям в чистую энергию более четырех триллионов долларов ежегодно к 2030 году, мобилизация частного капитала является необходимой. Решение барьеров через снижение рисков, инновационные стратегии финансирования и реформы политики будет ключевым для открытия инвестиций, необходимых для устойчивого энергетического будущего.  </w:t>
       </w:r>
     </w:p>
     <w:p>
